--- a/SAJE_292892_revision/panel/round5/build_frozen/07_Response_to_Reviewer_A.docx
+++ b/SAJE_292892_revision/panel/round5/build_frozen/07_Response_to_Reviewer_A.docx
@@ -47,7 +47,7 @@
         <w:pStyle w:val="BodyText"/>
       </w:pPr>
       <w:r>
-        <w:t xml:space="preserve">Comments are quoted in full in italics, and our responses follow in plain text. Section, table, and equation numbers refer to the revised manuscript, in which every sentence that is new or differs from the submitted version is highlighted in blue; text we deleted is not shown. Some secondary results moved to Appendix A of the supplementary material.</w:t>
+        <w:t xml:space="preserve">Comments are quoted in full in italics, and our responses follow in plain text. Section numbers inside the quoted comments refer to the original manuscript; in our responses, section and table numbers refer to the revised manuscript, which has five sections (original Section 5 is now Section 4, and Sections 6 to 8 are now Section 5), in which every sentence that is new or differs from the submitted version is highlighted in blue; text we deleted is not shown. Some secondary results moved to Appendix A of the supplementary material.</w:t>
       </w:r>
     </w:p>
     <w:bookmarkStart w:id="28" w:name="response-to-reviewer-a"/>
@@ -271,7 +271,7 @@
           <w:iCs/>
           <w:i/>
         </w:rPr>
-        <w:t xml:space="preserve">Section 5.2 reports that firms entering ESG coverage experienced approximately 10% greater growth in their market-to-book ratios before the recorded treatment year. Although the joint pre-trend test for the primary outcome does not reject at the 5% level (p = 0.074), this result should not be interpreted as evidence supporting parallel trends. The significant pre-treatment differences at individual event years and the results for market capitalization warrant particular attention.</w:t>
+        <w:t xml:space="preserve">Section 5.3 reports that firms entering ESG coverage experienced approximately 10% greater growth in their market-to-book ratios before the recorded treatment year. Although the joint pre-trend test for the primary outcome does not reject at the 5% level (p = 0.074), this result should not be interpreted as evidence supporting parallel trends. The significant pre-treatment differences at individual event years and the results for market capitalization warrant particular attention.</w:t>
       </w:r>
     </w:p>
     <w:p>
@@ -295,7 +295,7 @@
           <w:iCs/>
           <w:i/>
         </w:rPr>
-        <w:t xml:space="preserve">The sensitivity analyses in Section 5.2 are helpful, but they also show that relatively modest departures from parallel trends can materially change the interpretation of the results. I would like the authors to explain more clearly why conditional parallel trends might hold after the base year despite the observed differences in earlier growth trajectories.</w:t>
+        <w:t xml:space="preserve">The sensitivity analyses in Section 5.4 are helpful, but they also show that relatively modest departures from parallel trends can materially change the interpretation of the results. I would like the authors to explain more clearly why conditional parallel trends might hold after the base year despite the observed differences in earlier growth trajectories.</w:t>
       </w:r>
     </w:p>
     <w:p>
@@ -685,7 +685,7 @@
           <w:iCs/>
           <w:i/>
         </w:rPr>
-        <w:t xml:space="preserve">The high-score versus low-score comparison in Section 5.3 also requires a more cautious interpretation. The insignificant difference between the two groups does not necessarily imply that ESG preferences are unimportant. The test has limited power to detect moderate differences, and the initial ESG score may be correlated with firm characteristics such as size.</w:t>
+        <w:t xml:space="preserve">The high-score versus low-score comparison in Section 5.6 also requires a more cautious interpretation. The insignificant difference between the two groups does not necessarily imply that ESG preferences are unimportant. The test has limited power to detect moderate differences, and the initial ESG score may be correlated with firm characteristics such as size.</w:t>
       </w:r>
     </w:p>
     <w:p>
@@ -1061,7 +1061,7 @@
         <w:t xml:space="preserve"> </w:t>
       </w:r>
       <w:r>
-        <w:t xml:space="preserve">It also reports that one of many exploratory subgroups, the 58 firms first scored by 2019, shows a positive estimate that we do not read as evidence of a gain. The title already names coverage selection, so we have kept it.</w:t>
+        <w:t xml:space="preserve">Appendix A.6 of the supplementary material reports that one of many exploratory subgroups, the 58 firms first scored by 2019, shows a positive estimate that we do not read as evidence of a gain. The title already names coverage selection, so we have kept it.</w:t>
       </w:r>
     </w:p>
     <w:p>
